--- a/docs/guides/Peace-Meal-Lite-iPhone-Guide.docx
+++ b/docs/guides/Peace-Meal-Lite-iPhone-Guide.docx
@@ -393,7 +393,40 @@
           <w:sz w:val="30"/>
           <w:szCs w:val="30"/>
         </w:rPr>
-        <w:t xml:space="preserve">Find the </w:t>
+        <w:t xml:space="preserve">At the bottom of the screen, tap the three dots (</w:t>
+      </w:r>
+      <w:r>
+        <w:rPr>
+          <w:b/>
+          <w:bCs/>
+          <w:sz w:val="30"/>
+          <w:szCs w:val="30"/>
+        </w:rPr>
+        <w:t xml:space="preserve">•••</w:t>
+      </w:r>
+      <w:r>
+        <w:rPr>
+          <w:sz w:val="30"/>
+          <w:szCs w:val="30"/>
+        </w:rPr>
+        <w:t xml:space="preserve">).</w:t>
+      </w:r>
+    </w:p>
+    <w:p>
+      <w:pPr>
+        <w:pStyle w:val="ListParagraph"/>
+        <w:numPr>
+          <w:ilvl w:val="0"/>
+          <w:numId w:val="3"/>
+        </w:numPr>
+        <w:spacing w:after="140" w:line="320"/>
+      </w:pPr>
+      <w:r>
+        <w:rPr>
+          <w:sz w:val="30"/>
+          <w:szCs w:val="30"/>
+        </w:rPr>
+        <w:t xml:space="preserve">Tap </w:t>
       </w:r>
       <w:r>
         <w:rPr>
@@ -409,56 +442,7 @@
           <w:sz w:val="30"/>
           <w:szCs w:val="30"/>
         </w:rPr>
-        <w:t xml:space="preserve"> button. It looks like a square with an arrow pointing up.</w:t>
-      </w:r>
-    </w:p>
-    <w:p>
-      <w:pPr>
-        <w:pStyle w:val="ListParagraph"/>
-        <w:numPr>
-          <w:ilvl w:val="0"/>
-          <w:numId w:val="3"/>
-        </w:numPr>
-        <w:spacing w:after="140" w:line="320"/>
-      </w:pPr>
-      <w:r>
-        <w:rPr>
-          <w:sz w:val="30"/>
-          <w:szCs w:val="30"/>
-        </w:rPr>
-        <w:t xml:space="preserve">Can't find it? Look at the bottom of the screen for three dots (</w:t>
-      </w:r>
-      <w:r>
-        <w:rPr>
-          <w:b/>
-          <w:bCs/>
-          <w:sz w:val="30"/>
-          <w:szCs w:val="30"/>
-        </w:rPr>
-        <w:t xml:space="preserve">•••</w:t>
-      </w:r>
-      <w:r>
-        <w:rPr>
-          <w:sz w:val="30"/>
-          <w:szCs w:val="30"/>
-        </w:rPr>
-        <w:t xml:space="preserve">). Tap the dots, then tap </w:t>
-      </w:r>
-      <w:r>
-        <w:rPr>
-          <w:b/>
-          <w:bCs/>
-          <w:sz w:val="30"/>
-          <w:szCs w:val="30"/>
-        </w:rPr>
-        <w:t xml:space="preserve">Share</w:t>
-      </w:r>
-      <w:r>
-        <w:rPr>
-          <w:sz w:val="30"/>
-          <w:szCs w:val="30"/>
-        </w:rPr>
-        <w:t xml:space="preserve">.</w:t>
+        <w:t xml:space="preserve">. It looks like a square with an arrow pointing up. On an iPad, Share is at the top of the screen. On some iPhones Share is right on the bottom bar, with no dots to tap first.</w:t>
       </w:r>
     </w:p>
     <w:p>
@@ -658,6 +642,288 @@
     </w:tbl>
     <w:p>
       <w:pPr>
+        <w:pStyle w:val="Heading2"/>
+        <w:spacing w:after="120" w:before="240"/>
+      </w:pPr>
+      <w:r>
+        <w:t xml:space="preserve">Using an Android phone instead?</w:t>
+      </w:r>
+    </w:p>
+    <w:p>
+      <w:pPr>
+        <w:pStyle w:val="ListParagraph"/>
+        <w:numPr>
+          <w:ilvl w:val="0"/>
+          <w:numId w:val="4"/>
+        </w:numPr>
+        <w:spacing w:after="140" w:line="320"/>
+      </w:pPr>
+      <w:r>
+        <w:rPr>
+          <w:sz w:val="30"/>
+          <w:szCs w:val="30"/>
+        </w:rPr>
+        <w:t xml:space="preserve">Tap the link. It opens in </w:t>
+      </w:r>
+      <w:r>
+        <w:rPr>
+          <w:b/>
+          <w:bCs/>
+          <w:sz w:val="30"/>
+          <w:szCs w:val="30"/>
+        </w:rPr>
+        <w:t xml:space="preserve">Chrome</w:t>
+      </w:r>
+      <w:r>
+        <w:rPr>
+          <w:sz w:val="30"/>
+          <w:szCs w:val="30"/>
+        </w:rPr>
+        <w:t xml:space="preserve">.</w:t>
+      </w:r>
+    </w:p>
+    <w:p>
+      <w:pPr>
+        <w:pStyle w:val="ListParagraph"/>
+        <w:numPr>
+          <w:ilvl w:val="0"/>
+          <w:numId w:val="4"/>
+        </w:numPr>
+        <w:spacing w:after="140" w:line="320"/>
+      </w:pPr>
+      <w:r>
+        <w:rPr>
+          <w:sz w:val="30"/>
+          <w:szCs w:val="30"/>
+        </w:rPr>
+        <w:t xml:space="preserve">Tap the three dots (</w:t>
+      </w:r>
+      <w:r>
+        <w:rPr>
+          <w:b/>
+          <w:bCs/>
+          <w:sz w:val="30"/>
+          <w:szCs w:val="30"/>
+        </w:rPr>
+        <w:t xml:space="preserve">⋮</w:t>
+      </w:r>
+      <w:r>
+        <w:rPr>
+          <w:sz w:val="30"/>
+          <w:szCs w:val="30"/>
+        </w:rPr>
+        <w:t xml:space="preserve">) at the top right.</w:t>
+      </w:r>
+    </w:p>
+    <w:p>
+      <w:pPr>
+        <w:pStyle w:val="ListParagraph"/>
+        <w:numPr>
+          <w:ilvl w:val="0"/>
+          <w:numId w:val="4"/>
+        </w:numPr>
+        <w:spacing w:after="140" w:line="320"/>
+      </w:pPr>
+      <w:r>
+        <w:rPr>
+          <w:sz w:val="30"/>
+          <w:szCs w:val="30"/>
+        </w:rPr>
+        <w:t xml:space="preserve">Tap </w:t>
+      </w:r>
+      <w:r>
+        <w:rPr>
+          <w:b/>
+          <w:bCs/>
+          <w:sz w:val="30"/>
+          <w:szCs w:val="30"/>
+        </w:rPr>
+        <w:t xml:space="preserve">Add to Home screen</w:t>
+      </w:r>
+      <w:r>
+        <w:rPr>
+          <w:sz w:val="30"/>
+          <w:szCs w:val="30"/>
+        </w:rPr>
+        <w:t xml:space="preserve">. On some phones it says </w:t>
+      </w:r>
+      <w:r>
+        <w:rPr>
+          <w:b/>
+          <w:bCs/>
+          <w:sz w:val="30"/>
+          <w:szCs w:val="30"/>
+        </w:rPr>
+        <w:t xml:space="preserve">Install app</w:t>
+      </w:r>
+      <w:r>
+        <w:rPr>
+          <w:sz w:val="30"/>
+          <w:szCs w:val="30"/>
+        </w:rPr>
+        <w:t xml:space="preserve">.</w:t>
+      </w:r>
+    </w:p>
+    <w:p>
+      <w:pPr>
+        <w:pStyle w:val="ListParagraph"/>
+        <w:numPr>
+          <w:ilvl w:val="0"/>
+          <w:numId w:val="4"/>
+        </w:numPr>
+        <w:spacing w:after="140" w:line="320"/>
+      </w:pPr>
+      <w:r>
+        <w:rPr>
+          <w:sz w:val="30"/>
+          <w:szCs w:val="30"/>
+        </w:rPr>
+        <w:t xml:space="preserve">Tap </w:t>
+      </w:r>
+      <w:r>
+        <w:rPr>
+          <w:b/>
+          <w:bCs/>
+          <w:sz w:val="30"/>
+          <w:szCs w:val="30"/>
+        </w:rPr>
+        <w:t xml:space="preserve">Install</w:t>
+      </w:r>
+      <w:r>
+        <w:rPr>
+          <w:sz w:val="30"/>
+          <w:szCs w:val="30"/>
+        </w:rPr>
+        <w:t xml:space="preserve"> or </w:t>
+      </w:r>
+      <w:r>
+        <w:rPr>
+          <w:b/>
+          <w:bCs/>
+          <w:sz w:val="30"/>
+          <w:szCs w:val="30"/>
+        </w:rPr>
+        <w:t xml:space="preserve">Add</w:t>
+      </w:r>
+      <w:r>
+        <w:rPr>
+          <w:sz w:val="30"/>
+          <w:szCs w:val="30"/>
+        </w:rPr>
+        <w:t xml:space="preserve">. Tap </w:t>
+      </w:r>
+      <w:r>
+        <w:rPr>
+          <w:b/>
+          <w:bCs/>
+          <w:sz w:val="30"/>
+          <w:szCs w:val="30"/>
+        </w:rPr>
+        <w:t xml:space="preserve">Add</w:t>
+      </w:r>
+      <w:r>
+        <w:rPr>
+          <w:sz w:val="30"/>
+          <w:szCs w:val="30"/>
+        </w:rPr>
+        <w:t xml:space="preserve"> again if your phone asks where to put it.</w:t>
+      </w:r>
+    </w:p>
+    <w:p>
+      <w:pPr>
+        <w:pStyle w:val="ListParagraph"/>
+        <w:numPr>
+          <w:ilvl w:val="0"/>
+          <w:numId w:val="4"/>
+        </w:numPr>
+        <w:spacing w:after="140" w:line="320"/>
+      </w:pPr>
+      <w:r>
+        <w:rPr>
+          <w:sz w:val="30"/>
+          <w:szCs w:val="30"/>
+        </w:rPr>
+        <w:t xml:space="preserve">Open </w:t>
+      </w:r>
+      <w:r>
+        <w:rPr>
+          <w:b/>
+          <w:bCs/>
+          <w:sz w:val="30"/>
+          <w:szCs w:val="30"/>
+        </w:rPr>
+        <w:t xml:space="preserve">Peace Meal for one</w:t>
+      </w:r>
+      <w:r>
+        <w:rPr>
+          <w:sz w:val="30"/>
+          <w:szCs w:val="30"/>
+        </w:rPr>
+        <w:t xml:space="preserve"> from its new icon on your home screen.</w:t>
+      </w:r>
+    </w:p>
+    <w:p>
+      <w:pPr>
+        <w:spacing w:after="160" w:line="320"/>
+      </w:pPr>
+      <w:r>
+        <w:rPr>
+          <w:sz w:val="30"/>
+          <w:szCs w:val="30"/>
+        </w:rPr>
+        <w:t xml:space="preserve">Using Samsung Internet instead of Chrome? Tap the three lines (</w:t>
+      </w:r>
+      <w:r>
+        <w:rPr>
+          <w:b/>
+          <w:bCs/>
+          <w:sz w:val="30"/>
+          <w:szCs w:val="30"/>
+        </w:rPr>
+        <w:t xml:space="preserve">≡</w:t>
+      </w:r>
+      <w:r>
+        <w:rPr>
+          <w:sz w:val="30"/>
+          <w:szCs w:val="30"/>
+        </w:rPr>
+        <w:t xml:space="preserve">) at the bottom right, then </w:t>
+      </w:r>
+      <w:r>
+        <w:rPr>
+          <w:b/>
+          <w:bCs/>
+          <w:sz w:val="30"/>
+          <w:szCs w:val="30"/>
+        </w:rPr>
+        <w:t xml:space="preserve">Add page to</w:t>
+      </w:r>
+      <w:r>
+        <w:rPr>
+          <w:sz w:val="30"/>
+          <w:szCs w:val="30"/>
+        </w:rPr>
+        <w:t xml:space="preserve">, then </w:t>
+      </w:r>
+      <w:r>
+        <w:rPr>
+          <w:b/>
+          <w:bCs/>
+          <w:sz w:val="30"/>
+          <w:szCs w:val="30"/>
+        </w:rPr>
+        <w:t xml:space="preserve">Home screen</w:t>
+      </w:r>
+      <w:r>
+        <w:rPr>
+          <w:sz w:val="30"/>
+          <w:szCs w:val="30"/>
+        </w:rPr>
+        <w:t xml:space="preserve">. On Android the icon and the browser keep the same information, so nothing looks empty.</w:t>
+      </w:r>
+    </w:p>
+    <w:p>
+      <w:pPr>
         <w:pStyle w:val="Heading1"/>
         <w:spacing w:after="180" w:before="360"/>
       </w:pPr>
@@ -682,7 +948,7 @@
         <w:pStyle w:val="ListParagraph"/>
         <w:numPr>
           <w:ilvl w:val="0"/>
-          <w:numId w:val="4"/>
+          <w:numId w:val="5"/>
         </w:numPr>
         <w:spacing w:after="140" w:line="320"/>
       </w:pPr>
@@ -699,7 +965,7 @@
         <w:pStyle w:val="ListParagraph"/>
         <w:numPr>
           <w:ilvl w:val="0"/>
-          <w:numId w:val="4"/>
+          <w:numId w:val="5"/>
         </w:numPr>
         <w:spacing w:after="140" w:line="320"/>
       </w:pPr>
@@ -732,7 +998,7 @@
         <w:pStyle w:val="ListParagraph"/>
         <w:numPr>
           <w:ilvl w:val="0"/>
-          <w:numId w:val="4"/>
+          <w:numId w:val="5"/>
         </w:numPr>
         <w:spacing w:after="140" w:line="320"/>
       </w:pPr>
@@ -765,7 +1031,7 @@
         <w:pStyle w:val="ListParagraph"/>
         <w:numPr>
           <w:ilvl w:val="0"/>
-          <w:numId w:val="4"/>
+          <w:numId w:val="5"/>
         </w:numPr>
         <w:spacing w:after="140" w:line="320"/>
       </w:pPr>
@@ -798,7 +1064,7 @@
         <w:pStyle w:val="ListParagraph"/>
         <w:numPr>
           <w:ilvl w:val="0"/>
-          <w:numId w:val="4"/>
+          <w:numId w:val="5"/>
         </w:numPr>
         <w:spacing w:after="140" w:line="320"/>
       </w:pPr>
@@ -1255,7 +1521,7 @@
         <w:pStyle w:val="ListParagraph"/>
         <w:numPr>
           <w:ilvl w:val="0"/>
-          <w:numId w:val="5"/>
+          <w:numId w:val="6"/>
         </w:numPr>
         <w:spacing w:after="140" w:line="320"/>
       </w:pPr>
@@ -1288,7 +1554,7 @@
         <w:pStyle w:val="ListParagraph"/>
         <w:numPr>
           <w:ilvl w:val="0"/>
-          <w:numId w:val="5"/>
+          <w:numId w:val="6"/>
         </w:numPr>
         <w:spacing w:after="140" w:line="320"/>
       </w:pPr>
@@ -1321,7 +1587,7 @@
         <w:pStyle w:val="ListParagraph"/>
         <w:numPr>
           <w:ilvl w:val="0"/>
-          <w:numId w:val="5"/>
+          <w:numId w:val="6"/>
         </w:numPr>
         <w:spacing w:after="140" w:line="320"/>
       </w:pPr>
@@ -1354,7 +1620,7 @@
         <w:pStyle w:val="ListParagraph"/>
         <w:numPr>
           <w:ilvl w:val="0"/>
-          <w:numId w:val="5"/>
+          <w:numId w:val="6"/>
         </w:numPr>
         <w:spacing w:after="140" w:line="320"/>
       </w:pPr>
@@ -1412,7 +1678,7 @@
         <w:pStyle w:val="ListParagraph"/>
         <w:numPr>
           <w:ilvl w:val="0"/>
-          <w:numId w:val="6"/>
+          <w:numId w:val="7"/>
         </w:numPr>
         <w:spacing w:after="140" w:line="320"/>
       </w:pPr>
@@ -1445,7 +1711,7 @@
         <w:pStyle w:val="ListParagraph"/>
         <w:numPr>
           <w:ilvl w:val="0"/>
-          <w:numId w:val="6"/>
+          <w:numId w:val="7"/>
         </w:numPr>
         <w:spacing w:after="140" w:line="320"/>
       </w:pPr>
@@ -1478,7 +1744,7 @@
         <w:pStyle w:val="ListParagraph"/>
         <w:numPr>
           <w:ilvl w:val="0"/>
-          <w:numId w:val="6"/>
+          <w:numId w:val="7"/>
         </w:numPr>
         <w:spacing w:after="140" w:line="320"/>
       </w:pPr>
@@ -1527,7 +1793,7 @@
         <w:pStyle w:val="ListParagraph"/>
         <w:numPr>
           <w:ilvl w:val="0"/>
-          <w:numId w:val="6"/>
+          <w:numId w:val="7"/>
         </w:numPr>
         <w:spacing w:after="140" w:line="320"/>
       </w:pPr>
@@ -1592,7 +1858,7 @@
         <w:pStyle w:val="ListParagraph"/>
         <w:numPr>
           <w:ilvl w:val="0"/>
-          <w:numId w:val="6"/>
+          <w:numId w:val="7"/>
         </w:numPr>
         <w:spacing w:after="140" w:line="320"/>
       </w:pPr>
@@ -1662,7 +1928,7 @@
         <w:pStyle w:val="ListParagraph"/>
         <w:numPr>
           <w:ilvl w:val="0"/>
-          <w:numId w:val="7"/>
+          <w:numId w:val="8"/>
         </w:numPr>
         <w:spacing w:after="140" w:line="320"/>
       </w:pPr>
@@ -1695,7 +1961,7 @@
         <w:pStyle w:val="ListParagraph"/>
         <w:numPr>
           <w:ilvl w:val="0"/>
-          <w:numId w:val="7"/>
+          <w:numId w:val="8"/>
         </w:numPr>
         <w:spacing w:after="140" w:line="320"/>
       </w:pPr>
@@ -1712,7 +1978,7 @@
         <w:pStyle w:val="ListParagraph"/>
         <w:numPr>
           <w:ilvl w:val="0"/>
-          <w:numId w:val="7"/>
+          <w:numId w:val="8"/>
         </w:numPr>
         <w:spacing w:after="140" w:line="320"/>
       </w:pPr>
@@ -1798,7 +2064,7 @@
         <w:pStyle w:val="ListParagraph"/>
         <w:numPr>
           <w:ilvl w:val="0"/>
-          <w:numId w:val="8"/>
+          <w:numId w:val="9"/>
         </w:numPr>
         <w:spacing w:after="140" w:line="320"/>
       </w:pPr>
@@ -1831,7 +2097,7 @@
         <w:pStyle w:val="ListParagraph"/>
         <w:numPr>
           <w:ilvl w:val="0"/>
-          <w:numId w:val="8"/>
+          <w:numId w:val="9"/>
         </w:numPr>
         <w:spacing w:after="140" w:line="320"/>
       </w:pPr>
@@ -1848,7 +2114,7 @@
         <w:pStyle w:val="ListParagraph"/>
         <w:numPr>
           <w:ilvl w:val="0"/>
-          <w:numId w:val="8"/>
+          <w:numId w:val="9"/>
         </w:numPr>
         <w:spacing w:after="140" w:line="320"/>
       </w:pPr>
@@ -1930,7 +2196,7 @@
         <w:pStyle w:val="ListParagraph"/>
         <w:numPr>
           <w:ilvl w:val="0"/>
-          <w:numId w:val="9"/>
+          <w:numId w:val="10"/>
         </w:numPr>
         <w:spacing w:after="140" w:line="320"/>
       </w:pPr>
@@ -1963,7 +2229,7 @@
         <w:pStyle w:val="ListParagraph"/>
         <w:numPr>
           <w:ilvl w:val="0"/>
-          <w:numId w:val="9"/>
+          <w:numId w:val="10"/>
         </w:numPr>
         <w:spacing w:after="140" w:line="320"/>
       </w:pPr>
@@ -1996,7 +2262,7 @@
         <w:pStyle w:val="ListParagraph"/>
         <w:numPr>
           <w:ilvl w:val="0"/>
-          <w:numId w:val="9"/>
+          <w:numId w:val="10"/>
         </w:numPr>
         <w:spacing w:after="140" w:line="320"/>
       </w:pPr>
@@ -2029,7 +2295,7 @@
         <w:pStyle w:val="ListParagraph"/>
         <w:numPr>
           <w:ilvl w:val="0"/>
-          <w:numId w:val="9"/>
+          <w:numId w:val="10"/>
         </w:numPr>
         <w:spacing w:after="140" w:line="320"/>
       </w:pPr>
@@ -3140,6 +3406,12 @@
   </w:num>
   <w:num w:numId="9">
     <w:abstractNumId w:val="9"/>
+    <w:lvlOverride w:ilvl="0">
+      <w:startOverride w:val="1"/>
+    </w:lvlOverride>
+  </w:num>
+  <w:num w:numId="10">
+    <w:abstractNumId w:val="10"/>
     <w:lvlOverride w:ilvl="0">
       <w:startOverride w:val="1"/>
     </w:lvlOverride>

--- a/docs/guides/Peace-Meal-Lite-iPhone-Guide.docx
+++ b/docs/guides/Peace-Meal-Lite-iPhone-Guide.docx
@@ -63,7 +63,7 @@
           <w:szCs w:val="30"/>
           <w:u w:val="single"/>
         </w:rPr>
-        <w:t xml:space="preserve">https://mchoisington.github.io/Peace-Meal-Full/lite/</w:t>
+        <w:t xml:space="preserve">https://mhois.github.io/Peace-Meal-Full/lite/</w:t>
       </w:r>
     </w:p>
     <w:p>
@@ -3434,6 +3434,21 @@
   <w:style w:type="paragraph" w:styleId="Normal" w:default="1">
     <w:name w:val="Normal"/>
     <w:qFormat/>
+  </w:style>
+  <w:style w:type="table" w:styleId="TableNormal" w:default="true">
+    <w:name w:val="Normal Table"/>
+    <w:uiPriority w:val="99"/>
+    <w:semiHidden/>
+    <w:unhideWhenUsed/>
+    <w:tblPr>
+      <w:tblInd w:type="dxa" w:w="0"/>
+      <w:tblCellMar>
+        <w:top w:type="dxa" w:w="0"/>
+        <w:left w:type="dxa" w:w="108"/>
+        <w:bottom w:type="dxa" w:w="0"/>
+        <w:right w:type="dxa" w:w="108"/>
+      </w:tblCellMar>
+    </w:tblPr>
   </w:style>
   <w:style w:type="paragraph" w:styleId="Title">
     <w:name w:val="Title"/>
